--- a/Sprint20260921-20261002/HERO-56451_20260928_090032.docx
+++ b/Sprint20260921-20261002/HERO-56451_20260928_090032.docx
@@ -924,130 +924,6 @@
         <w:t>: System Management &gt; Auto Report Configuration</w:t>
       </w:r>
     </w:p>
-    <w:p>
-      <w:pPr>
-        <w:spacing w:before="200" w:after="120"/>
-      </w:pPr>
-      <w:r>
-        <w:rPr>
-          <w:rFonts w:ascii="Arial" w:hAnsi="Arial" w:eastAsia="Arial" w:cs="Arial"/>
-          <w:b/>
-          <w:color w:val="000000"/>
-          <w:sz w:val="26"/>
-          <w:u w:val="single"/>
-        </w:rPr>
-        <w:t>Appendix</w:t>
-      </w:r>
-    </w:p>
-    <w:p>
-      <w:pPr>
-        <w:spacing w:before="160" w:after="80"/>
-      </w:pPr>
-      <w:r>
-        <w:rPr>
-          <w:rFonts w:ascii="Arial" w:hAnsi="Arial" w:eastAsia="Arial" w:cs="Arial"/>
-          <w:b/>
-          <w:color w:val="001EFF"/>
-          <w:sz w:val="24"/>
-          <w:u w:val="none"/>
-        </w:rPr>
-        <w:t>Acceptance Criteria (from JIRA)</w:t>
-      </w:r>
-    </w:p>
-    <w:p>
-      <w:pPr>
-        <w:spacing w:before="0" w:after="80"/>
-      </w:pPr>
-      <w:r>
-        <w:rPr>
-          <w:rFonts w:ascii="Arial" w:hAnsi="Arial" w:eastAsia="Arial" w:cs="Arial"/>
-          <w:b w:val="0"/>
-          <w:color w:val="000000"/>
-          <w:sz w:val="20"/>
-          <w:u w:val="none"/>
-        </w:rPr>
-        <w:t>The Autoreport interface settings need to be configured according to the config zone.</w:t>
-      </w:r>
-    </w:p>
-    <w:p>
-      <w:pPr>
-        <w:spacing w:before="0" w:after="80"/>
-      </w:pPr>
-      <w:r>
-        <w:rPr>
-          <w:rFonts w:ascii="Arial" w:hAnsi="Arial" w:eastAsia="Arial" w:cs="Arial"/>
-          <w:b w:val="0"/>
-          <w:color w:val="000000"/>
-          <w:sz w:val="20"/>
-          <w:u w:val="none"/>
-        </w:rPr>
-        <w:t>Expected Result:</w:t>
-      </w:r>
-    </w:p>
-    <w:p>
-      <w:pPr>
-        <w:spacing w:before="0" w:after="40"/>
-        <w:ind w:left="360" w:hanging="240"/>
-      </w:pPr>
-      <w:r>
-        <w:rPr>
-          <w:rFonts w:ascii="Arial" w:hAnsi="Arial" w:eastAsia="Arial" w:cs="Arial"/>
-          <w:b w:val="0"/>
-          <w:color w:val="000000"/>
-          <w:sz w:val="20"/>
-          <w:u w:val="none"/>
-        </w:rPr>
-        <w:t>• Autoreport interface settings follow the user's current Config Zone hierarchy.</w:t>
-      </w:r>
-    </w:p>
-    <w:p>
-      <w:pPr>
-        <w:spacing w:before="0" w:after="40"/>
-        <w:ind w:left="360" w:hanging="240"/>
-      </w:pPr>
-      <w:r>
-        <w:rPr>
-          <w:rFonts w:ascii="Arial" w:hAnsi="Arial" w:eastAsia="Arial" w:cs="Arial"/>
-          <w:b w:val="0"/>
-          <w:color w:val="000000"/>
-          <w:sz w:val="20"/>
-          <w:u w:val="none"/>
-        </w:rPr>
-        <w:t>• Each Autoreport schedule uses the interface settings of its owning Config Zone.</w:t>
-      </w:r>
-    </w:p>
-    <w:p>
-      <w:pPr>
-        <w:spacing w:before="0" w:after="40"/>
-        <w:ind w:left="360" w:hanging="240"/>
-      </w:pPr>
-      <w:r>
-        <w:rPr>
-          <w:rFonts w:ascii="Arial" w:hAnsi="Arial" w:eastAsia="Arial" w:cs="Arial"/>
-          <w:b w:val="0"/>
-          <w:color w:val="000000"/>
-          <w:sz w:val="20"/>
-          <w:u w:val="none"/>
-        </w:rPr>
-        <w:t>• Switching the user's Config Zone updates the Autoreport interface settings accordingly.</w:t>
-      </w:r>
-    </w:p>
-    <w:p>
-      <w:pPr>
-        <w:spacing w:before="0" w:after="40"/>
-        <w:ind w:left="360" w:hanging="240"/>
-      </w:pPr>
-      <w:r>
-        <w:rPr>
-          <w:rFonts w:ascii="Arial" w:hAnsi="Arial" w:eastAsia="Arial" w:cs="Arial"/>
-          <w:b w:val="0"/>
-          <w:color w:val="000000"/>
-          <w:sz w:val="20"/>
-          <w:u w:val="none"/>
-        </w:rPr>
-        <w:t>• There is no leakage of interface settings from one Config Zone to another.</w:t>
-      </w:r>
-    </w:p>
     <w:sectPr>
       <w:pgSz w:w="12240" w:h="15840"/>
       <w:pgMar w:top="1440" w:right="1800" w:bottom="1440" w:left="1800" w:header="720" w:footer="720" w:gutter="0"/>
